--- a/docs/拼豆代拼合作协议模板.docx
+++ b/docs/拼豆代拼合作协议模板.docx
@@ -390,7 +390,7 @@
           <w:sz w:val="24"/>
           <w:szCs w:val="24"/>
         </w:rPr>
-        <w:t xml:space="preserve">第三条　收款、分账与结算</w:t>
+        <w:t xml:space="preserve">第三条　收款与结算</w:t>
       </w:r>
     </w:p>
     <w:p>
@@ -414,7 +414,7 @@
           <w:sz w:val="21"/>
           <w:szCs w:val="21"/>
         </w:rPr>
-        <w:t xml:space="preserve">用户款项由用户通过微信支付支付至甲方委托的持牌第三方支付机构（下称「支付机构」）开立的监管专户统一收取，甲方不直接触碰交易资金。甲方更换支付机构的，应提前 7 日书面通知乙方，乙方应配合完成新机构的进件。</w:t>
+        <w:t xml:space="preserve">用户款项由用户通过微信支付支付至甲方的微信支付商户号统一收取，再由甲方按本条约定与乙方结算。甲方调整收款渠道的，应提前 7 日书面通知乙方，不影响乙方按本协议应得的金额与结算时效。</w:t>
       </w:r>
     </w:p>
     <w:p>
@@ -438,7 +438,7 @@
           <w:sz w:val="21"/>
           <w:szCs w:val="21"/>
         </w:rPr>
-        <w:t xml:space="preserve">双方约定通过支付机构的分账功能进行结算：用户实付金额（含运费）中，支付通道手续费（微信支付渠道现行费率 0.6%，以支付机构合同费率为准）先由交易款中扣除，剩余金额甲方收取 10% 作为平台服务费、乙方分得 90%（取整零头归乙方，按 0.6% 费率约合实付金额的 89.46%）。代拼费、格利特费的用户价已按乙方报价加计，保证乙方就该两项分得的金额不低于附件一乙方报价；运费按附件一约定的用户运费收取，同样按上述比例分账，乙方拟定运费标准时应据此考虑。乙方应按支付机构要求完成进件（提供营业执照或身份证、结算银行卡等资料并配合本人验证，信息见附件二），并维护结算账户有效。因乙方资料不实、账户异常、未完成进件等原因导致分账失败的，由乙方负责处理，甲方在乙方账户恢复正常后补分。</w:t>
+        <w:t xml:space="preserve">结算规则：用户实付金额（含运费）中，支付通道手续费（微信支付现行费率 0.6%，以微信支付实际费率为准）先由交易款中扣除，剩余金额甲方收取 10% 作为平台服务费、乙方应得 90%（取整零头归乙方，按 0.6% 费率约合实付金额的 89.46%）。代拼费、格利特费的用户价已按乙方报价加计，保证乙方就该两项应得的金额不低于附件一乙方报价；运费按附件一约定的用户运费收取，同样按上述比例计算乙方应得，乙方拟定运费标准时应据此考虑。乙方应向甲方提供真实有效的收款账户（对公账户或经营者 / 本人名下银行账户，信息见附件二）并保持有效；因乙方账户信息不实、变更未及时通知或账户异常导致结算失败或延误的，由乙方负责处理，甲方在乙方账户恢复正常后补付，不视为甲方逾期。</w:t>
       </w:r>
     </w:p>
     <w:p>
@@ -462,7 +462,7 @@
           <w:sz w:val="21"/>
           <w:szCs w:val="21"/>
         </w:rPr>
-        <w:t xml:space="preserve">分账时点：订单完成时，即用户确认收货，或发货 / 通知自取后 10 日内用户未确认由系统自动完成时，甲方通过支付机构发起分账，款项由支付机构结算至乙方结算银行卡（结算周期以支付机构规则为准，通常为 T+1）。为符合支付机构关于延时分账最长期限的规定，临近期限仍未完成的订单，甲方有权先行分账或按第六条处理。</w:t>
+        <w:t xml:space="preserve">结算周期与支付：订单完成（用户确认收货，或发货 / 通知自取后 10 日内用户未确认由系统自动完成）后计入乙方待结算金额。双方按自然月结算：甲方于次月 10 日前汇总上月完成订单的乙方应得金额，扣除按第 6.3、6.4 条应由乙方承担的退款金额后，将余额一次性转账支付至附件二载明的乙方收款账户，并同时向乙方提供该期结算单（含订单明细、应得合计与扣减明细）。结算周期与支付日双方可另行书面约定调整。</w:t>
       </w:r>
     </w:p>
     <w:p>
@@ -486,7 +486,7 @@
           <w:sz w:val="21"/>
           <w:szCs w:val="21"/>
         </w:rPr>
-        <w:t xml:space="preserve">除本条约定外，甲方不向乙方收取其他费用。乙方分账所得为含税收入，相关税费由乙方自行承担并依法申报。</w:t>
+        <w:t xml:space="preserve">除本条约定外，甲方不向乙方收取其他费用。乙方结算所得为含税收入，相关税费由乙方自行承担并依法申报。</w:t>
       </w:r>
     </w:p>
     <w:p>
@@ -510,7 +510,7 @@
           <w:sz w:val="21"/>
           <w:szCs w:val="21"/>
         </w:rPr>
-        <w:t xml:space="preserve">甲方通过后台向乙方提供订单及分账明细。乙方对明细有异议的，应在收到后 5 日内提出，逾期视为无异议。</w:t>
+        <w:t xml:space="preserve">甲方通过后台向乙方提供订单及结算明细。乙方对明细有异议的，应在收到后 5 日内提出，逾期视为无异议。</w:t>
       </w:r>
     </w:p>
     <w:p>
@@ -846,7 +846,7 @@
           <w:sz w:val="21"/>
           <w:szCs w:val="21"/>
         </w:rPr>
-        <w:t xml:space="preserve">分账前发生退款的，由甲方通过支付机构直接向用户原路退款。已分账后发生退款的，乙方应在甲方通知后 3 日内将其应承担的金额退还甲方；支付机构支持分账回退的，甲方可通过分账回退收回相应款项，乙方不得拒绝或撤销授权。</w:t>
+        <w:t xml:space="preserve">甲方向乙方结算前发生退款的，由甲方直接向用户原路退款，相应订单不计入乙方结算。已向乙方结算后发生退款的，乙方应承担的金额由甲方从乙方下一期结算款中等额扣除；下一期结算款不足扣除的，乙方应在甲方通知后 3 日内将差额退还甲方。</w:t>
       </w:r>
     </w:p>
     <w:p>
@@ -870,7 +870,7 @@
           <w:sz w:val="21"/>
           <w:szCs w:val="21"/>
         </w:rPr>
-        <w:t xml:space="preserve">因乙方原因导致退款的，退款金额全额由乙方承担（含甲方已分得或应分得的部分）；因非乙方原因导致退款的，双方按 3.2 条分账比例各自承担。</w:t>
+        <w:t xml:space="preserve">因乙方原因导致退款的，退款金额全额由乙方承担（含甲方已收取或应收取的平台服务费部分）；因非乙方原因导致退款的，双方按第 3.2 条约定比例各自承担。</w:t>
       </w:r>
     </w:p>
     <w:p>
@@ -1094,7 +1094,7 @@
           <w:sz w:val="21"/>
           <w:szCs w:val="21"/>
         </w:rPr>
-        <w:t xml:space="preserve">甲方无正当理由未按约定分账且拖延超过 15 日的，乙方有权终止合作并要求甲方支付欠款。</w:t>
+        <w:t xml:space="preserve">甲方无正当理由未按约定结算且拖延超过 15 日的，乙方有权终止合作并要求甲方支付欠款。</w:t>
       </w:r>
     </w:p>
     <w:p>
@@ -2168,7 +2168,7 @@
           <w:sz w:val="21"/>
           <w:szCs w:val="21"/>
         </w:rPr>
-        <w:t xml:space="preserve">运费（快递订单）按收件省份分区向用户收取，此为用户价：浙江省内 6 元；江苏、上海、安徽 8 元；新疆、西藏、内蒙古、青海、甘肃、宁夏、海南 18 元；其他省份 10 元；港澳台暂不寄送。到店自取免运费。运费按第 3.2 条比例分账（例：6 元运费乙方约分得 5.37 元），运费标准由双方书面确认后调整。</w:t>
+        <w:t xml:space="preserve">运费（快递订单）按收件省份分区向用户收取，此为用户价：浙江省内 6 元；江苏、上海、安徽 8 元；新疆、西藏、内蒙古、青海、甘肃、宁夏、海南 18 元；其他省份 10 元；港澳台暂不寄送。到店自取免运费。运费按第 3.2 条比例计算乙方应得（例：6 元运费乙方约得 5.37 元），运费标准由双方书面确认后调整。</w:t>
       </w:r>
     </w:p>
     <w:p>
@@ -2192,7 +2192,7 @@
           <w:sz w:val="21"/>
           <w:szCs w:val="21"/>
         </w:rPr>
-        <w:t xml:space="preserve">以上均为乙方报价。用户实付价 = 乙方报价 ÷ 0.8946，向上取整到角（例：1,242 颗乙方报价 12.42 元，用户价 13.90 元，扣除支付通道手续费 0.08 元后余 13.82 元，甲方分得 1.38 元、乙方分得 12.44 元）；运费按第 3 项的用户价收取，不再加计；分账按本协议第三条执行。</w:t>
+        <w:t xml:space="preserve">以上均为乙方报价。用户实付价 = 乙方报价 ÷ 0.8946，向上取整到角（例：1,242 颗乙方报价 12.42 元，用户价 13.90 元，扣除支付通道手续费 0.08 元后余 13.82 元，甲方应得 1.38 元、乙方应得 12.44 元）；运费按第 3 项的用户价收取，不再加计；结算按本协议第三条执行。</w:t>
       </w:r>
     </w:p>
     <w:p>
@@ -2213,7 +2213,7 @@
           <w:sz w:val="36"/>
           <w:szCs w:val="36"/>
         </w:rPr>
-        <w:t xml:space="preserve">附件二　乙方结算账户（支付机构进件）及自取信息</w:t>
+        <w:t xml:space="preserve">附件二　乙方收款账户及自取信息</w:t>
       </w:r>
     </w:p>
     <w:p>
@@ -2355,7 +2355,7 @@
                 <w:sz w:val="19"/>
                 <w:szCs w:val="19"/>
               </w:rPr>
-              <w:t xml:space="preserve">进件类型</w:t>
+              <w:t xml:space="preserve">账户类型</w:t>
             </w:r>
           </w:p>
         </w:tc>
@@ -2389,7 +2389,7 @@
                 <w:sz w:val="19"/>
                 <w:szCs w:val="19"/>
               </w:rPr>
-              <w:t xml:space="preserve">□ 个体工商户（营业执照）　　□ 小微（本人身份证）</w:t>
+              <w:t xml:space="preserve">□ 对公账户（个体工商户）　　□ 经营者 / 本人银行卡</w:t>
             </w:r>
           </w:p>
         </w:tc>
@@ -2647,7 +2647,7 @@
                 <w:sz w:val="19"/>
                 <w:szCs w:val="19"/>
               </w:rPr>
-              <w:t xml:space="preserve">结算银行卡：开户名 / 开户行 / 卡号</w:t>
+              <w:t xml:space="preserve">收款账户：户名 / 开户行 / 账号</w:t>
             </w:r>
           </w:p>
         </w:tc>
@@ -2720,7 +2720,7 @@
                 <w:sz w:val="19"/>
                 <w:szCs w:val="19"/>
               </w:rPr>
-              <w:t xml:space="preserve">银行预留手机号</w:t>
+              <w:t xml:space="preserve">自取地址</w:t>
             </w:r>
           </w:p>
         </w:tc>
@@ -2793,7 +2793,7 @@
                 <w:sz w:val="19"/>
                 <w:szCs w:val="19"/>
               </w:rPr>
-              <w:t xml:space="preserve">自取地址</w:t>
+              <w:t xml:space="preserve">营业 / 取货时间</w:t>
             </w:r>
           </w:p>
         </w:tc>
@@ -2866,7 +2866,7 @@
                 <w:sz w:val="19"/>
                 <w:szCs w:val="19"/>
               </w:rPr>
-              <w:t xml:space="preserve">营业 / 取货时间</w:t>
+              <w:t xml:space="preserve">企业微信账号（接收派单通知）</w:t>
             </w:r>
           </w:p>
         </w:tc>
@@ -2939,7 +2939,7 @@
                 <w:sz w:val="19"/>
                 <w:szCs w:val="19"/>
               </w:rPr>
-              <w:t xml:space="preserve">企业微信账号（接收派单通知）</w:t>
+              <w:t xml:space="preserve">联系电话</w:t>
             </w:r>
           </w:p>
         </w:tc>
@@ -2978,79 +2978,6 @@
           </w:p>
         </w:tc>
       </w:tr>
-      <w:tr>
-        <w:trPr>
-          <w:tblHeader w:val="false"/>
-        </w:trPr>
-        <w:tc>
-          <w:tcPr>
-            <w:tcW w:type="dxa" w:w="2800"/>
-            <w:tcBorders>
-              <w:top w:val="single" w:color="000000" w:sz="4"/>
-              <w:left w:val="single" w:color="000000" w:sz="4"/>
-              <w:bottom w:val="single" w:color="000000" w:sz="4"/>
-              <w:right w:val="single" w:color="000000" w:sz="4"/>
-            </w:tcBorders>
-            <w:tcMar>
-              <w:top w:type="dxa" w:w="60"/>
-              <w:left w:type="dxa" w:w="100"/>
-              <w:bottom w:type="dxa" w:w="60"/>
-              <w:right w:type="dxa" w:w="100"/>
-            </w:tcMar>
-            <w:vAlign w:val="center"/>
-          </w:tcPr>
-          <w:p>
-            <w:pPr>
-              <w:spacing w:after="0" w:before="0" w:line="300"/>
-              <w:jc w:val="left"/>
-            </w:pPr>
-            <w:r>
-              <w:rPr>
-                <w:rFonts w:ascii="宋体" w:cs="宋体" w:eastAsia="宋体" w:hAnsi="宋体"/>
-                <w:b w:val="false"/>
-                <w:bCs w:val="false"/>
-                <w:sz w:val="19"/>
-                <w:szCs w:val="19"/>
-              </w:rPr>
-              <w:t xml:space="preserve">联系电话</w:t>
-            </w:r>
-          </w:p>
-        </w:tc>
-        <w:tc>
-          <w:tcPr>
-            <w:tcW w:type="dxa" w:w="6560"/>
-            <w:tcBorders>
-              <w:top w:val="single" w:color="000000" w:sz="4"/>
-              <w:left w:val="single" w:color="000000" w:sz="4"/>
-              <w:bottom w:val="single" w:color="000000" w:sz="4"/>
-              <w:right w:val="single" w:color="000000" w:sz="4"/>
-            </w:tcBorders>
-            <w:tcMar>
-              <w:top w:type="dxa" w:w="60"/>
-              <w:left w:type="dxa" w:w="100"/>
-              <w:bottom w:type="dxa" w:w="60"/>
-              <w:right w:type="dxa" w:w="100"/>
-            </w:tcMar>
-            <w:vAlign w:val="center"/>
-          </w:tcPr>
-          <w:p>
-            <w:pPr>
-              <w:spacing w:after="0" w:before="0" w:line="300"/>
-              <w:jc w:val="center"/>
-            </w:pPr>
-            <w:r>
-              <w:rPr>
-                <w:rFonts w:ascii="宋体" w:cs="宋体" w:eastAsia="宋体" w:hAnsi="宋体"/>
-                <w:b w:val="false"/>
-                <w:bCs w:val="false"/>
-                <w:sz w:val="19"/>
-                <w:szCs w:val="19"/>
-              </w:rPr>
-              <w:t xml:space="preserve"/>
-            </w:r>
-          </w:p>
-        </w:tc>
-      </w:tr>
     </w:tbl>
     <w:p>
       <w:pPr>
@@ -3103,7 +3030,7 @@
           <w:sz w:val="21"/>
           <w:szCs w:val="21"/>
         </w:rPr>
-        <w:t xml:space="preserve">以上信息用于甲方委托的支付机构为乙方办理进件，乙方须按支付机构要求配合本人短信 / 人脸等验证；进件通过前甲方不向乙方派单。</w:t>
+        <w:t xml:space="preserve">以上收款账户用于甲方按本协议第三条向乙方支付结算款项，应为乙方（个体工商户含其经营者本人）名下账户。</w:t>
       </w:r>
     </w:p>
     <w:p>
@@ -3127,7 +3054,7 @@
           <w:sz w:val="21"/>
           <w:szCs w:val="21"/>
         </w:rPr>
-        <w:t xml:space="preserve">结算银行卡须为乙方本人（个体工商户可为经营者本人）名下的一类借记卡，分账款项由支付机构结算至该卡。</w:t>
+        <w:t xml:space="preserve">使用银行卡收款的，须为一类借记卡并确保可正常入账；因账户限额、状态异常导致甲方付款失败的，甲方在乙方更正后补付，不视为甲方逾期。</w:t>
       </w:r>
     </w:p>
     <w:p>
@@ -3151,31 +3078,7 @@
           <w:sz w:val="21"/>
           <w:szCs w:val="21"/>
         </w:rPr>
-        <w:t xml:space="preserve">支付机构对结算账户如有收款限额或风控要求，超限或触发风控导致分账失败的，按第 3.2 条处理。</w:t>
-      </w:r>
-    </w:p>
-    <w:p>
-      <w:pPr>
-        <w:spacing w:after="60" w:before="60" w:line="360"/>
-        <w:jc w:val="left"/>
-      </w:pPr>
-      <w:r>
-        <w:rPr>
-          <w:rFonts w:ascii="宋体" w:cs="宋体" w:eastAsia="宋体" w:hAnsi="宋体"/>
-          <w:b/>
-          <w:bCs/>
-          <w:sz w:val="21"/>
-          <w:szCs w:val="21"/>
-        </w:rPr>
-        <w:t xml:space="preserve">4.  </w:t>
-      </w:r>
-      <w:r>
-        <w:rPr>
-          <w:rFonts w:ascii="宋体" w:cs="宋体" w:eastAsia="宋体" w:hAnsi="宋体"/>
-          <w:sz w:val="21"/>
-          <w:szCs w:val="21"/>
-        </w:rPr>
-        <w:t xml:space="preserve">以上信息变更的，乙方应在变更后 1 日内书面通知甲方。</w:t>
+        <w:t xml:space="preserve">以上信息变更的，乙方应在变更后 1 日内书面通知甲方；未及时通知导致付款延误或错付的，由乙方自行承担。</w:t>
       </w:r>
     </w:p>
     <w:p>
@@ -3238,7 +3141,7 @@
           <w:sz w:val="21"/>
           <w:szCs w:val="21"/>
         </w:rPr>
-        <w:t xml:space="preserve">请附：① 营业执照复印件（个体工商户）；② 经营者 / 本人身份证正反面复印件。复印件上请手写「仅用于拼豆代拼合作及支付机构分账进件」并签字。</w:t>
+        <w:t xml:space="preserve">请附：① 营业执照复印件（个体工商户）；② 经营者 / 本人身份证正反面复印件。复印件上请手写「仅用于拼豆代拼合作及结算」并签字。</w:t>
       </w:r>
     </w:p>
     <w:p>
